--- a/Documentation/General_Information.docx
+++ b/Documentation/General_Information.docx
@@ -3,342 +3,882 @@
 <w:document xmlns:wpc="http://schemas.microsoft.com/office/word/2010/wordprocessingCanvas" xmlns:cx="http://schemas.microsoft.com/office/drawing/2014/chartex" xmlns:cx1="http://schemas.microsoft.com/office/drawing/2015/9/8/chartex" xmlns:cx2="http://schemas.microsoft.com/office/drawing/2015/10/21/chartex" xmlns:cx3="http://schemas.microsoft.com/office/drawing/2016/5/9/chartex" xmlns:cx4="http://schemas.microsoft.com/office/drawing/2016/5/10/chartex" xmlns:cx5="http://schemas.microsoft.com/office/drawing/2016/5/11/chartex" xmlns:cx6="http://schemas.microsoft.com/office/drawing/2016/5/12/chartex" xmlns:cx7="http://schemas.microsoft.com/office/drawing/2016/5/13/chartex" xmlns:cx8="http://schemas.microsoft.com/office/drawing/2016/5/14/chartex" xmlns:mc="http://schemas.openxmlformats.org/markup-compatibility/2006" xmlns:aink="http://schemas.microsoft.com/office/drawing/2016/ink" xmlns:am3d="http://schemas.microsoft.com/office/drawing/2017/model3d" xmlns:o="urn:schemas-microsoft-com:office:office" xmlns:oel="http://schemas.microsoft.com/office/2019/extlst" xmlns:r="http://schemas.openxmlformats.org/officeDocument/2006/relationships" xmlns:m="http://schemas.openxmlformats.org/officeDocument/2006/math" xmlns:v="urn:schemas-microsoft-com:vml" xmlns:wp14="http://schemas.microsoft.com/office/word/2010/wordprocessingDrawing" xmlns:wp="http://schemas.openxmlformats.org/drawingml/2006/wordprocessingDrawing" xmlns:w10="urn:schemas-microsoft-com:office:word" xmlns:w="http://schemas.openxmlformats.org/wordprocessingml/2006/main" xmlns:w14="http://schemas.microsoft.com/office/word/2010/wordml" xmlns:w15="http://schemas.microsoft.com/office/word/2012/wordml" xmlns:w16cex="http://schemas.microsoft.com/office/word/2018/wordml/cex" xmlns:w16cid="http://schemas.microsoft.com/office/word/2016/wordml/cid" xmlns:w16="http://schemas.microsoft.com/office/word/2018/wordml" xmlns:w16du="http://schemas.microsoft.com/office/word/2023/wordml/word16du" xmlns:w16sdtdh="http://schemas.microsoft.com/office/word/2020/wordml/sdtdatahash" xmlns:w16sdtfl="http://schemas.microsoft.com/office/word/2024/wordml/sdtformatlock" xmlns:w16se="http://schemas.microsoft.com/office/word/2015/wordml/symex" xmlns:wpg="http://schemas.microsoft.com/office/word/2010/wordprocessingGroup" xmlns:wpi="http://schemas.microsoft.com/office/word/2010/wordprocessingInk" xmlns:wne="http://schemas.microsoft.com/office/word/2006/wordml" xmlns:wps="http://schemas.microsoft.com/office/word/2010/wordprocessingShape" mc:Ignorable="w14 w15 w16se w16cid w16 w16cex w16sdtdh w16sdtfl w16du wp14">
   <w:body>
     <w:p>
-      <w:r>
+      <w:pPr>
+        <w:rPr>
+          <w:sz w:val="44"/>
+          <w:szCs w:val="44"/>
+        </w:rPr>
+      </w:pPr>
+      <w:r>
+        <w:rPr>
+          <w:b/>
+          <w:bCs/>
+          <w:sz w:val="44"/>
+          <w:szCs w:val="44"/>
+        </w:rPr>
+        <w:t>General Information - booked</w:t>
+      </w:r>
+    </w:p>
+    <w:p>
+      <w:r>
+        <w:t xml:space="preserve">This document provides general information about the </w:t>
+      </w:r>
+      <w:r>
+        <w:t xml:space="preserve">booked </w:t>
+      </w:r>
+      <w:r>
+        <w:t>website.</w:t>
+      </w:r>
+    </w:p>
+    <w:p/>
+    <w:p>
+      <w:pPr>
+        <w:rPr>
+          <w:sz w:val="36"/>
+          <w:szCs w:val="36"/>
+        </w:rPr>
+      </w:pPr>
+      <w:r>
+        <w:rPr>
+          <w:b/>
+          <w:bCs/>
+          <w:sz w:val="36"/>
+          <w:szCs w:val="36"/>
+        </w:rPr>
+        <w:t xml:space="preserve"> Website general information</w:t>
+      </w:r>
+    </w:p>
+    <w:p>
+      <w:r>
+        <w:t>The purpose of this website is to create a cataloguing web application that allows users to catalogue the books they've read. The website focuses on simplicity and mobile-friendly design.</w:t>
+      </w:r>
+    </w:p>
+    <w:p>
+      <w:r>
+        <w:t>The website is divided into two sections:</w:t>
+      </w:r>
+    </w:p>
+    <w:p>
+      <w:pPr>
+        <w:pStyle w:val="ListParagraph"/>
+        <w:numPr>
+          <w:ilvl w:val="0"/>
+          <w:numId w:val="2"/>
+        </w:numPr>
+      </w:pPr>
+      <w:r>
+        <w:t>The first section is visible to guests (users who aren't logged in) and consists of:</w:t>
+      </w:r>
+    </w:p>
+    <w:p>
+      <w:pPr>
+        <w:pStyle w:val="ListParagraph"/>
+        <w:numPr>
+          <w:ilvl w:val="1"/>
+          <w:numId w:val="2"/>
+        </w:numPr>
+      </w:pPr>
+      <w:r>
+        <w:t>A simple landing/welcome page</w:t>
+      </w:r>
+    </w:p>
+    <w:p>
+      <w:pPr>
+        <w:pStyle w:val="ListParagraph"/>
+        <w:numPr>
+          <w:ilvl w:val="1"/>
+          <w:numId w:val="2"/>
+        </w:numPr>
+      </w:pPr>
+      <w:r>
+        <w:t xml:space="preserve">An </w:t>
+      </w:r>
+      <w:proofErr w:type="spellStart"/>
+      <w:r>
+        <w:t>AboutUs</w:t>
+      </w:r>
+      <w:proofErr w:type="spellEnd"/>
+      <w:r>
+        <w:t xml:space="preserve"> page that describes the booked team</w:t>
+      </w:r>
+    </w:p>
+    <w:p>
+      <w:pPr>
+        <w:pStyle w:val="ListParagraph"/>
+        <w:numPr>
+          <w:ilvl w:val="1"/>
+          <w:numId w:val="2"/>
+        </w:numPr>
+      </w:pPr>
+      <w:r>
+        <w:t>A Registration page to allow users to make a new account and choose their password</w:t>
+      </w:r>
+    </w:p>
+    <w:p>
+      <w:pPr>
+        <w:pStyle w:val="ListParagraph"/>
+        <w:numPr>
+          <w:ilvl w:val="1"/>
+          <w:numId w:val="2"/>
+        </w:numPr>
+      </w:pPr>
+      <w:r>
+        <w:t>A Login page that allows users to sign in and access the restricted user-specific section of the website</w:t>
+      </w:r>
+    </w:p>
+    <w:p>
+      <w:pPr>
+        <w:pStyle w:val="ListParagraph"/>
+        <w:numPr>
+          <w:ilvl w:val="0"/>
+          <w:numId w:val="2"/>
+        </w:numPr>
+      </w:pPr>
+      <w:r>
+        <w:t>The second section of the website is restricted to logged-in users.</w:t>
+      </w:r>
+    </w:p>
+    <w:p>
+      <w:pPr>
+        <w:pStyle w:val="ListParagraph"/>
+        <w:numPr>
+          <w:ilvl w:val="1"/>
+          <w:numId w:val="2"/>
+        </w:numPr>
+      </w:pPr>
+      <w:r>
+        <w:t>A bookshelf page that displays a list of the books that the user has added to their account. Users can only see</w:t>
+      </w:r>
+      <w:r>
+        <w:t xml:space="preserve"> and interact with</w:t>
+      </w:r>
+      <w:r>
+        <w:t xml:space="preserve"> their own bookshelf. Users can remove books from the list as well.</w:t>
+      </w:r>
+    </w:p>
+    <w:p>
+      <w:pPr>
+        <w:pStyle w:val="ListParagraph"/>
+        <w:numPr>
+          <w:ilvl w:val="1"/>
+          <w:numId w:val="2"/>
+        </w:numPr>
+      </w:pPr>
+      <w:r>
+        <w:t>A search page that allows users to search for books. This page also displays the list of results and allows users to add books to their bookshelf.</w:t>
+      </w:r>
+    </w:p>
+    <w:p/>
+    <w:p>
+      <w:pPr>
+        <w:rPr>
+          <w:sz w:val="36"/>
+          <w:szCs w:val="36"/>
+        </w:rPr>
+      </w:pPr>
+      <w:r>
+        <w:rPr>
+          <w:b/>
+          <w:bCs/>
+          <w:sz w:val="36"/>
+          <w:szCs w:val="36"/>
+        </w:rPr>
+        <w:t xml:space="preserve"> Technical information</w:t>
+      </w:r>
+    </w:p>
+    <w:p>
+      <w:r>
+        <w:t>The website's Tech Stack is basic:</w:t>
+      </w:r>
+    </w:p>
+    <w:p>
+      <w:pPr>
+        <w:pStyle w:val="ListParagraph"/>
+        <w:numPr>
+          <w:ilvl w:val="0"/>
+          <w:numId w:val="2"/>
+        </w:numPr>
+      </w:pPr>
+      <w:r>
+        <w:t>HTML, CSS, and JavaScript for the front end.</w:t>
+      </w:r>
+    </w:p>
+    <w:p>
+      <w:pPr>
+        <w:pStyle w:val="ListParagraph"/>
+        <w:numPr>
+          <w:ilvl w:val="0"/>
+          <w:numId w:val="2"/>
+        </w:numPr>
+      </w:pPr>
+      <w:r>
+        <w:t>PHP and MySQL for the back end.</w:t>
+      </w:r>
+    </w:p>
+    <w:p>
+      <w:pPr>
+        <w:pStyle w:val="ListParagraph"/>
+        <w:numPr>
+          <w:ilvl w:val="0"/>
+          <w:numId w:val="2"/>
+        </w:numPr>
+      </w:pPr>
+      <w:r>
+        <w:t>XAMPP was used to provide the webserver and database</w:t>
+      </w:r>
+    </w:p>
+    <w:p>
+      <w:pPr>
+        <w:pStyle w:val="ListParagraph"/>
+        <w:numPr>
+          <w:ilvl w:val="0"/>
+          <w:numId w:val="2"/>
+        </w:numPr>
+      </w:pPr>
+      <w:r>
+        <w:t xml:space="preserve">Supporting programs for design and content include: </w:t>
+      </w:r>
+      <w:proofErr w:type="spellStart"/>
+      <w:r>
+        <w:t>VSCode</w:t>
+      </w:r>
+      <w:proofErr w:type="spellEnd"/>
+      <w:r>
+        <w:t xml:space="preserve">, Copilot, Figma, </w:t>
+      </w:r>
+      <w:proofErr w:type="spellStart"/>
+      <w:r>
+        <w:t>LucidChart</w:t>
+      </w:r>
+      <w:proofErr w:type="spellEnd"/>
+      <w:r>
+        <w:t>, Google Gemini</w:t>
+      </w:r>
+    </w:p>
+    <w:p>
+      <w:pPr>
+        <w:pStyle w:val="ListParagraph"/>
+        <w:numPr>
+          <w:ilvl w:val="0"/>
+          <w:numId w:val="2"/>
+        </w:numPr>
+      </w:pPr>
+      <w:r>
+        <w:t>No outside libraries or frameworks are required.</w:t>
+      </w:r>
+    </w:p>
+    <w:p/>
+    <w:p>
+      <w:pPr>
         <w:rPr>
           <w:b/>
           <w:bCs/>
         </w:rPr>
-        <w:t># General Information - booked</w:t>
-      </w:r>
-    </w:p>
-    <w:p>
-      <w:r>
-        <w:t>This document provides general information about the website.</w:t>
-      </w:r>
-    </w:p>
-    <w:p/>
-    <w:p>
+      </w:pPr>
       <w:r>
         <w:rPr>
           <w:b/>
           <w:bCs/>
         </w:rPr>
-        <w:t>## Website general information</w:t>
-      </w:r>
-    </w:p>
-    <w:p>
-      <w:r>
-        <w:t>The purpose of this website is to create a cataloguing web application that allows users to catalogue the books they've read. The website focuses on simplicity and mobile-friendly design.</w:t>
-      </w:r>
-    </w:p>
-    <w:p>
-      <w:r>
-        <w:t>* The website is divided into two sections:</w:t>
-      </w:r>
-    </w:p>
-    <w:p>
-      <w:r>
-        <w:t>    * The first section is visible to guests (users who aren't logged in) and consists of:</w:t>
-      </w:r>
-    </w:p>
-    <w:p>
-      <w:r>
-        <w:t>        * A simple landing/welcome page</w:t>
-      </w:r>
-    </w:p>
-    <w:p>
-      <w:r>
-        <w:t xml:space="preserve">        * An </w:t>
+        <w:lastRenderedPageBreak/>
+        <w:t>Login and Registration information</w:t>
+      </w:r>
+    </w:p>
+    <w:p>
+      <w:pPr>
+        <w:ind w:firstLine="720"/>
+      </w:pPr>
+      <w:r>
+        <w:t xml:space="preserve">The login and registration system is designed to provide a secure and user-friendly authentication process. The </w:t>
       </w:r>
       <w:proofErr w:type="spellStart"/>
       <w:r>
-        <w:t>AboutUs</w:t>
+        <w:t>login.php</w:t>
       </w:r>
       <w:proofErr w:type="spellEnd"/>
       <w:r>
-        <w:t xml:space="preserve"> page that describes the booked team</w:t>
-      </w:r>
-    </w:p>
-    <w:p>
-      <w:r>
-        <w:t>        * A Registration page to allow users to make a new account and choose their password</w:t>
-      </w:r>
-    </w:p>
-    <w:p>
-      <w:r>
-        <w:t>        * A Login page that allows users to sign in and access the restricted user-specific section of the website</w:t>
-      </w:r>
-    </w:p>
-    <w:p>
-      <w:r>
-        <w:t>    * The second section of the website is restricted to logged-in users.</w:t>
-      </w:r>
-    </w:p>
-    <w:p>
-      <w:r>
-        <w:t>        * A bookshelf page that displays a list of the books that the user has added to their account. Users can only see their own bookshelf. Users can remove books from the list as well.</w:t>
-      </w:r>
-    </w:p>
-    <w:p>
-      <w:r>
-        <w:t>        * A search page that allows users to search for books. This page also displays the list of results and allows users to add books to their bookshelf.</w:t>
-      </w:r>
-    </w:p>
-    <w:p/>
-    <w:p>
-      <w:r>
+        <w:t xml:space="preserve"> and </w:t>
+      </w:r>
+      <w:proofErr w:type="spellStart"/>
+      <w:r>
+        <w:t>registration.php</w:t>
+      </w:r>
+      <w:proofErr w:type="spellEnd"/>
+      <w:r>
+        <w:t xml:space="preserve"> pages allow users to supply their credentials, while the corresponding </w:t>
+      </w:r>
+      <w:proofErr w:type="spellStart"/>
+      <w:r>
+        <w:t>loginScript.php</w:t>
+      </w:r>
+      <w:proofErr w:type="spellEnd"/>
+      <w:r>
+        <w:t xml:space="preserve"> and </w:t>
+      </w:r>
+      <w:proofErr w:type="spellStart"/>
+      <w:r>
+        <w:t>registrationScript.php</w:t>
+      </w:r>
+      <w:proofErr w:type="spellEnd"/>
+      <w:r>
+        <w:t xml:space="preserve"> handles the backend logic. This ensures that only valid users can access their accounts while providing robust error handling and security measures. </w:t>
+      </w:r>
+    </w:p>
+    <w:p>
+      <w:pPr>
+        <w:ind w:firstLine="720"/>
+      </w:pPr>
+      <w:r>
+        <w:t xml:space="preserve"> Note that the user's password is hashed on the front end before being sent to the back end. The password is hashed a second time on the backend before being verified against the hashed password stored in the database.</w:t>
+      </w:r>
+    </w:p>
+    <w:p>
+      <w:pPr>
+        <w:ind w:firstLine="720"/>
+      </w:pPr>
+      <w:r>
+        <w:t xml:space="preserve"> If an error occurs (username already taken, wrong password), the user is shown an informational error so they can try submitting their information again.</w:t>
+      </w:r>
+    </w:p>
+    <w:p>
+      <w:r>
+        <w:t xml:space="preserve">    </w:t>
+      </w:r>
+    </w:p>
+    <w:p>
+      <w:pPr>
         <w:rPr>
           <w:b/>
           <w:bCs/>
         </w:rPr>
-        <w:t>## Technical information</w:t>
-      </w:r>
-    </w:p>
-    <w:p/>
-    <w:p>
-      <w:r>
-        <w:t>* The website's Tech Stack is basic:</w:t>
-      </w:r>
-    </w:p>
-    <w:p>
-      <w:r>
-        <w:t>    * HTML, CSS, and JavaScript for the front end.</w:t>
-      </w:r>
-    </w:p>
-    <w:p>
-      <w:r>
-        <w:t>    * PHP and MySQL for the back end.</w:t>
-      </w:r>
-    </w:p>
-    <w:p>
-      <w:r>
-        <w:t>    * XAMPP was used to provide the webserver and database</w:t>
-      </w:r>
-    </w:p>
-    <w:p>
-      <w:r>
-        <w:lastRenderedPageBreak/>
-        <w:t xml:space="preserve">    * Supporting programs for design and content include: </w:t>
-      </w:r>
-      <w:proofErr w:type="spellStart"/>
-      <w:r>
-        <w:t>VSCode</w:t>
-      </w:r>
-      <w:proofErr w:type="spellEnd"/>
-      <w:r>
-        <w:t xml:space="preserve">, Copilot, Figma, </w:t>
-      </w:r>
-      <w:proofErr w:type="spellStart"/>
-      <w:r>
-        <w:t>LucidChart</w:t>
-      </w:r>
-      <w:proofErr w:type="spellEnd"/>
-      <w:r>
-        <w:t>, Google Gemini</w:t>
-      </w:r>
-    </w:p>
-    <w:p/>
-    <w:p>
-      <w:r>
-        <w:t>* `</w:t>
-      </w:r>
-      <w:proofErr w:type="spellStart"/>
-      <w:r>
-        <w:t>connector.php</w:t>
-      </w:r>
-      <w:proofErr w:type="spellEnd"/>
-      <w:r>
-        <w:t>` has the database connection information, including credentials. These will need to be updated if database access is modified.</w:t>
-      </w:r>
-    </w:p>
-    <w:p/>
-    <w:p>
-      <w:r>
-        <w:t>* Login and Registration information</w:t>
-      </w:r>
-    </w:p>
-    <w:p>
-      <w:r>
-        <w:t xml:space="preserve">    * The login and registration system </w:t>
-      </w:r>
-      <w:proofErr w:type="gramStart"/>
-      <w:r>
-        <w:t>is</w:t>
-      </w:r>
-      <w:proofErr w:type="gramEnd"/>
-      <w:r>
-        <w:t xml:space="preserve"> designed to provide a secure and user-friendly authentication process. The </w:t>
-      </w:r>
-      <w:proofErr w:type="spellStart"/>
-      <w:r>
-        <w:t>login.php</w:t>
-      </w:r>
-      <w:proofErr w:type="spellEnd"/>
-      <w:r>
-        <w:t xml:space="preserve"> and </w:t>
-      </w:r>
-      <w:proofErr w:type="spellStart"/>
-      <w:r>
-        <w:t>registration.php</w:t>
-      </w:r>
-      <w:proofErr w:type="spellEnd"/>
-      <w:r>
-        <w:t xml:space="preserve"> pages allow users to supply their credentials, while the corresponding </w:t>
-      </w:r>
-      <w:proofErr w:type="spellStart"/>
-      <w:r>
-        <w:t>loginScript.php</w:t>
-      </w:r>
-      <w:proofErr w:type="spellEnd"/>
-      <w:r>
-        <w:t xml:space="preserve"> and </w:t>
-      </w:r>
-      <w:proofErr w:type="spellStart"/>
-      <w:r>
-        <w:t>registrationScript.php</w:t>
-      </w:r>
-      <w:proofErr w:type="spellEnd"/>
-      <w:r>
-        <w:t xml:space="preserve"> handles the backend logic. This ensures that only valid users can access their accounts while providing robust error handling and security measures. </w:t>
-      </w:r>
-    </w:p>
-    <w:p>
-      <w:r>
-        <w:t>        * Note that the user's password is hashed on the front end before being sent to the back end. The password is hashed a second time on the backend before being verified against the hashed password stored in the database.</w:t>
-      </w:r>
-    </w:p>
-    <w:p>
-      <w:r>
-        <w:t>        * If an error occurs (username already taken, wrong password), the user is shown an informational error so they can try submitting their information again.</w:t>
-      </w:r>
-    </w:p>
-    <w:p>
-      <w:r>
-        <w:t xml:space="preserve">    </w:t>
-      </w:r>
-    </w:p>
-    <w:p>
-      <w:r>
-        <w:t>* Searching for books is performed by sending the user's search request to the Google Books API. If the API replies with results (delivered in JSON), the website parses it and displays the list of formatted results on the same search page.</w:t>
-      </w:r>
-    </w:p>
-    <w:p/>
-    <w:p>
-      <w:r>
-        <w:t>* Adding a new book to the bookshelf sends a call to the database's books table to check if the book already exists. If not, the book's information is submitted to the database. The following information is saved:</w:t>
-      </w:r>
-    </w:p>
-    <w:p>
-      <w:r>
-        <w:t>- The book's ISBN</w:t>
-      </w:r>
-    </w:p>
-    <w:p>
-      <w:r>
-        <w:t xml:space="preserve">    - Note: If the book has a malformed ISBN or no ISBN at all, the book will not be added to the database and the user will receive an error that the book is unsupported. </w:t>
-      </w:r>
-    </w:p>
-    <w:p>
-      <w:r>
-        <w:t>- The title</w:t>
-      </w:r>
-    </w:p>
-    <w:p>
-      <w:r>
-        <w:t>- The author(s)</w:t>
-      </w:r>
-    </w:p>
-    <w:p>
-      <w:r>
-        <w:lastRenderedPageBreak/>
-        <w:t>- The year of publication</w:t>
-      </w:r>
-    </w:p>
-    <w:p>
-      <w:r>
-        <w:t>- A text link to the cover image hosted on Google Books</w:t>
-      </w:r>
-    </w:p>
-    <w:p>
-      <w:r>
-        <w:t>    - If no cover image is available, a link to the placeholder image (bookNoCover.png) is supplied instead.</w:t>
-      </w:r>
-    </w:p>
-    <w:p/>
-    <w:p>
-      <w:r>
-        <w:t xml:space="preserve">* Adding and Removing books from a user account sends calls to the database's </w:t>
-      </w:r>
-      <w:proofErr w:type="spellStart"/>
-      <w:r>
-        <w:t>usersbooks</w:t>
-      </w:r>
-      <w:proofErr w:type="spellEnd"/>
-      <w:r>
-        <w:t xml:space="preserve"> table to verify information and carry out the request.</w:t>
-      </w:r>
-    </w:p>
-    <w:p>
-      <w:r>
-        <w:br/>
-      </w:r>
-      <w:r>
-        <w:br/>
-      </w:r>
-      <w:r>
-        <w:br/>
-      </w:r>
-    </w:p>
-    <w:p>
+      </w:pPr>
       <w:r>
         <w:rPr>
           <w:b/>
           <w:bCs/>
         </w:rPr>
-        <w:t>## Team roles</w:t>
-      </w:r>
-    </w:p>
-    <w:p>
-      <w:r>
-        <w:t>          Team Leader:                    Jonathan Latkowcer</w:t>
-      </w:r>
-    </w:p>
-    <w:p>
-      <w:r>
-        <w:t>          Back End Developer:             Ryan Marshall</w:t>
-      </w:r>
-    </w:p>
-    <w:p>
-      <w:r>
-        <w:t>          Front End Designer:             Mikaela Cotter</w:t>
-      </w:r>
-    </w:p>
-    <w:p>
-      <w:r>
-        <w:t>          Front End Developer:            Nathan Tam</w:t>
+        <w:t>Search and API information</w:t>
+      </w:r>
+    </w:p>
+    <w:p>
+      <w:pPr>
+        <w:ind w:firstLine="720"/>
+      </w:pPr>
+      <w:r>
+        <w:t xml:space="preserve">The user can add books to their library by entering a query into the search bar on the search page. </w:t>
+      </w:r>
+      <w:r>
+        <w:t>Searching for books is performed by sending the user's search request to the Google Books API.</w:t>
+      </w:r>
+      <w:r>
+        <w:t xml:space="preserve"> The configuration for the API is contained in the </w:t>
+      </w:r>
+      <w:proofErr w:type="spellStart"/>
+      <w:r>
+        <w:rPr>
+          <w:i/>
+          <w:iCs/>
+        </w:rPr>
+        <w:t>search.php</w:t>
+      </w:r>
+      <w:proofErr w:type="spellEnd"/>
+      <w:r>
+        <w:t xml:space="preserve"> page.</w:t>
+      </w:r>
+    </w:p>
+    <w:p>
+      <w:pPr>
+        <w:ind w:firstLine="720"/>
+      </w:pPr>
+      <w:r>
+        <w:rPr>
+          <w:b/>
+          <w:bCs/>
+        </w:rPr>
+        <w:t xml:space="preserve">Warning: </w:t>
+      </w:r>
+      <w:r>
+        <w:t>the API key</w:t>
+      </w:r>
+      <w:r>
+        <w:t xml:space="preserve"> used for search results</w:t>
+      </w:r>
+      <w:r>
+        <w:t xml:space="preserve"> is</w:t>
+      </w:r>
+      <w:r>
+        <w:t xml:space="preserve"> intended for testing and not production or long-term use. It is</w:t>
+      </w:r>
+      <w:r>
+        <w:t xml:space="preserve"> currently hard-coded into the </w:t>
+      </w:r>
+      <w:proofErr w:type="spellStart"/>
+      <w:r>
+        <w:rPr>
+          <w:i/>
+          <w:iCs/>
+        </w:rPr>
+        <w:t>search.php</w:t>
+      </w:r>
+      <w:proofErr w:type="spellEnd"/>
+      <w:r>
+        <w:t xml:space="preserve"> page.</w:t>
+      </w:r>
+      <w:r>
+        <w:t xml:space="preserve"> </w:t>
+      </w:r>
+      <w:r>
+        <w:t>Although the key is inside &lt;?</w:t>
+      </w:r>
+      <w:proofErr w:type="spellStart"/>
+      <w:r>
+        <w:t>php</w:t>
+      </w:r>
+      <w:proofErr w:type="spellEnd"/>
+      <w:r>
+        <w:t xml:space="preserve"> ?&gt; tags and is handled on the backend, this is not best practice and presents a </w:t>
+      </w:r>
+      <w:r>
+        <w:t xml:space="preserve">potential </w:t>
+      </w:r>
+      <w:r>
+        <w:t>security risk.</w:t>
+      </w:r>
+      <w:r>
+        <w:t xml:space="preserve"> Once the product moves forward and a long-term production API key is acquired, the API key handling will need to be updated.</w:t>
+      </w:r>
+    </w:p>
+    <w:p>
+      <w:pPr>
+        <w:ind w:firstLine="720"/>
+      </w:pPr>
+      <w:r>
+        <w:t xml:space="preserve">The API </w:t>
+      </w:r>
+      <w:r>
+        <w:t>results (delivered in JSON)</w:t>
+      </w:r>
+      <w:r>
+        <w:t xml:space="preserve"> are parsed by the website and</w:t>
+      </w:r>
+      <w:r>
+        <w:t xml:space="preserve"> display</w:t>
+      </w:r>
+      <w:r>
+        <w:t>ed for the user. These results appear on the same search page.</w:t>
+      </w:r>
+    </w:p>
+    <w:p>
+      <w:r>
+        <w:tab/>
+        <w:t xml:space="preserve">For your convenience, an example of the results that the API returns is provided in the </w:t>
+      </w:r>
+      <w:r>
+        <w:rPr>
+          <w:i/>
+          <w:iCs/>
+        </w:rPr>
+        <w:t>query_result.txt</w:t>
+      </w:r>
+      <w:r>
+        <w:t xml:space="preserve"> file.</w:t>
+      </w:r>
+    </w:p>
+    <w:p>
+      <w:r>
+        <w:br w:type="page"/>
+      </w:r>
+    </w:p>
+    <w:p>
+      <w:pPr>
+        <w:ind w:firstLine="720"/>
+      </w:pPr>
+      <w:r>
+        <w:lastRenderedPageBreak/>
+        <w:t xml:space="preserve">Adding a new book to the bookshelf sends a call to the database's books table to check if the book already exists. If not, the book's information is submitted to the database. </w:t>
+      </w:r>
+    </w:p>
+    <w:p>
+      <w:pPr>
+        <w:ind w:firstLine="360"/>
+      </w:pPr>
+      <w:r>
+        <w:t>When a book is added, t</w:t>
+      </w:r>
+      <w:r>
+        <w:t>he following information is saved:</w:t>
+      </w:r>
+    </w:p>
+    <w:p>
+      <w:pPr>
+        <w:pStyle w:val="ListParagraph"/>
+        <w:numPr>
+          <w:ilvl w:val="0"/>
+          <w:numId w:val="5"/>
+        </w:numPr>
+      </w:pPr>
+      <w:r>
+        <w:t>The book's ISBN</w:t>
+      </w:r>
+    </w:p>
+    <w:p>
+      <w:pPr>
+        <w:pStyle w:val="ListParagraph"/>
+        <w:numPr>
+          <w:ilvl w:val="0"/>
+          <w:numId w:val="5"/>
+        </w:numPr>
+      </w:pPr>
+      <w:r>
+        <w:t>The title</w:t>
+      </w:r>
+    </w:p>
+    <w:p>
+      <w:pPr>
+        <w:pStyle w:val="ListParagraph"/>
+        <w:numPr>
+          <w:ilvl w:val="0"/>
+          <w:numId w:val="5"/>
+        </w:numPr>
+      </w:pPr>
+      <w:r>
+        <w:t>The author(s)</w:t>
+      </w:r>
+    </w:p>
+    <w:p>
+      <w:pPr>
+        <w:pStyle w:val="ListParagraph"/>
+        <w:numPr>
+          <w:ilvl w:val="0"/>
+          <w:numId w:val="5"/>
+        </w:numPr>
+      </w:pPr>
+      <w:r>
+        <w:t>The year of publication</w:t>
+      </w:r>
+    </w:p>
+    <w:p>
+      <w:pPr>
+        <w:pStyle w:val="ListParagraph"/>
+        <w:numPr>
+          <w:ilvl w:val="0"/>
+          <w:numId w:val="5"/>
+        </w:numPr>
+      </w:pPr>
+      <w:r>
+        <w:t>A text link to the cover image hosted on Google Books</w:t>
+      </w:r>
+    </w:p>
+    <w:p>
+      <w:pPr>
+        <w:pStyle w:val="ListParagraph"/>
+        <w:numPr>
+          <w:ilvl w:val="1"/>
+          <w:numId w:val="5"/>
+        </w:numPr>
+      </w:pPr>
+      <w:r>
+        <w:t>If no cover image is available, a link to the placeholder image (bookNoCover.png) is supplied instead.</w:t>
+      </w:r>
+    </w:p>
+    <w:p>
+      <w:pPr>
+        <w:ind w:firstLine="720"/>
+      </w:pPr>
+      <w:r>
+        <w:rPr>
+          <w:b/>
+          <w:bCs/>
+        </w:rPr>
+        <w:t>Warning</w:t>
+      </w:r>
+      <w:r>
+        <w:rPr>
+          <w:b/>
+          <w:bCs/>
+        </w:rPr>
+        <w:t>:</w:t>
+      </w:r>
+      <w:r>
+        <w:t xml:space="preserve"> i</w:t>
+      </w:r>
+      <w:r>
+        <w:t xml:space="preserve">f the book has a malformed ISBN or no ISBN at all, the book will not be added to the database and the user will receive an error that the book is unsupported. </w:t>
+      </w:r>
+      <w:r>
+        <w:t>This limitation is intentional. Adding support for malformed or missing ISBNs is possible but would require significant changes to the database structure and extensive testing.</w:t>
+      </w:r>
+    </w:p>
+    <w:p>
+      <w:pPr>
+        <w:ind w:firstLine="720"/>
+      </w:pPr>
+      <w:r>
+        <w:t xml:space="preserve">Adding </w:t>
+      </w:r>
+      <w:r>
+        <w:t>or</w:t>
+      </w:r>
+      <w:r>
+        <w:t xml:space="preserve"> Removing books from a user account sends </w:t>
+      </w:r>
+      <w:r>
+        <w:t xml:space="preserve">a </w:t>
+      </w:r>
+      <w:r>
+        <w:t xml:space="preserve">call to the database's </w:t>
+      </w:r>
+      <w:proofErr w:type="spellStart"/>
+      <w:r>
+        <w:t>usersbooks</w:t>
+      </w:r>
+      <w:proofErr w:type="spellEnd"/>
+      <w:r>
+        <w:t xml:space="preserve"> table to carry out the request.</w:t>
+      </w:r>
+      <w:r>
+        <w:t xml:space="preserve"> A link between the user’s </w:t>
+      </w:r>
+      <w:proofErr w:type="spellStart"/>
+      <w:r>
+        <w:t>userID</w:t>
+      </w:r>
+      <w:proofErr w:type="spellEnd"/>
+      <w:r>
+        <w:t xml:space="preserve"> and the book’s ISBN is created or deleted as necessary.</w:t>
+      </w:r>
+    </w:p>
+    <w:p>
+      <w:pPr>
+        <w:ind w:firstLine="720"/>
+      </w:pPr>
+      <w:r>
+        <w:t>Note that books are never removed from the database, even if there are no users with a link to the book. Similarly, the website does not provide a method to remove users from the database.</w:t>
+      </w:r>
+      <w:r>
+        <w:t xml:space="preserve"> Books and users can be manually removed from the database via SQL or a database editor.</w:t>
+      </w:r>
+    </w:p>
+    <w:p>
+      <w:pPr>
+        <w:ind w:firstLine="720"/>
+      </w:pPr>
+      <w:r>
+        <w:t xml:space="preserve">Please see the </w:t>
+      </w:r>
+      <w:r>
+        <w:rPr>
+          <w:i/>
+          <w:iCs/>
+        </w:rPr>
+        <w:t>Database Design</w:t>
+      </w:r>
+      <w:r>
+        <w:t xml:space="preserve">, </w:t>
+      </w:r>
+      <w:r>
+        <w:rPr>
+          <w:i/>
+          <w:iCs/>
+        </w:rPr>
+        <w:t>Database Instructions</w:t>
+      </w:r>
+      <w:r>
+        <w:t xml:space="preserve">, and </w:t>
+      </w:r>
+      <w:proofErr w:type="spellStart"/>
+      <w:r>
+        <w:rPr>
+          <w:i/>
+          <w:iCs/>
+        </w:rPr>
+        <w:t>DB_schema</w:t>
+      </w:r>
+      <w:proofErr w:type="spellEnd"/>
+      <w:r>
+        <w:t xml:space="preserve"> for detailed information about the database.</w:t>
+      </w:r>
+    </w:p>
+    <w:p>
+      <w:pPr>
+        <w:ind w:firstLine="720"/>
+      </w:pPr>
+      <w:r>
+        <w:t xml:space="preserve">Note: the script </w:t>
+      </w:r>
+      <w:proofErr w:type="spellStart"/>
+      <w:r>
+        <w:rPr>
+          <w:i/>
+          <w:iCs/>
+        </w:rPr>
+        <w:t>connector.php</w:t>
+      </w:r>
+      <w:proofErr w:type="spellEnd"/>
+      <w:r>
+        <w:t xml:space="preserve"> has the database connection information, including credentials. These will need to be updated if database access is modified.</w:t>
+      </w:r>
+    </w:p>
+    <w:p>
+      <w:r>
+        <w:br/>
+      </w:r>
+    </w:p>
+    <w:p>
+      <w:pPr>
+        <w:rPr>
+          <w:b/>
+          <w:bCs/>
+        </w:rPr>
+      </w:pPr>
+      <w:r>
+        <w:rPr>
+          <w:b/>
+          <w:bCs/>
+        </w:rPr>
+        <w:br w:type="page"/>
+      </w:r>
+    </w:p>
+    <w:p>
+      <w:pPr>
+        <w:rPr>
+          <w:b/>
+          <w:bCs/>
+        </w:rPr>
+      </w:pPr>
+      <w:r>
+        <w:rPr>
+          <w:b/>
+          <w:bCs/>
+        </w:rPr>
+        <w:lastRenderedPageBreak/>
+        <w:t>Team information</w:t>
+      </w:r>
+    </w:p>
+    <w:p>
+      <w:r>
+        <w:t>The booked development team consist of the following</w:t>
+      </w:r>
+      <w:r>
+        <w:t xml:space="preserve"> people</w:t>
+      </w:r>
+      <w:r>
+        <w:t>:</w:t>
+      </w:r>
+    </w:p>
+    <w:p>
+      <w:r>
+        <w:t xml:space="preserve">          Team Leader:                   </w:t>
+      </w:r>
+      <w:r>
+        <w:tab/>
+        <w:t xml:space="preserve">   </w:t>
+      </w:r>
+      <w:r>
+        <w:tab/>
+      </w:r>
+      <w:r>
+        <w:t>Jonathan Latkowcer</w:t>
+      </w:r>
+    </w:p>
+    <w:p>
+      <w:r>
+        <w:t>          Back End Developer:            </w:t>
+      </w:r>
+      <w:r>
+        <w:tab/>
+      </w:r>
+      <w:r>
+        <w:t>Ryan Marshall</w:t>
+      </w:r>
+    </w:p>
+    <w:p>
+      <w:r>
+        <w:t>          Front End Designer:            </w:t>
+      </w:r>
+      <w:r>
+        <w:tab/>
+      </w:r>
+      <w:r>
+        <w:t>Mikaela Cotter</w:t>
+      </w:r>
+    </w:p>
+    <w:p>
+      <w:r>
+        <w:t xml:space="preserve">          Front End Developer:           </w:t>
+      </w:r>
+      <w:r>
+        <w:tab/>
+      </w:r>
+      <w:r>
+        <w:t>Nathan Tam</w:t>
       </w:r>
     </w:p>
     <w:p/>
     <w:p>
-      <w:r>
-        <w:t>Jonathan Latkowcer and Nathan Tam</w:t>
-      </w:r>
-    </w:p>
-    <w:p>
-      <w:r>
-        <w:t xml:space="preserve">Team Leader and </w:t>
-      </w:r>
-      <w:proofErr w:type="gramStart"/>
-      <w:r>
-        <w:t>Front End</w:t>
-      </w:r>
-      <w:proofErr w:type="gramEnd"/>
-      <w:r>
-        <w:t xml:space="preserve"> Developer</w:t>
+      <w:pPr>
+        <w:ind w:firstLine="720"/>
+      </w:pPr>
+      <w:r>
+        <w:t xml:space="preserve">Because we are such a small team, our contributions were multi-disciplinary. For example, Nathan </w:t>
+      </w:r>
+      <w:r>
+        <w:t>provided invaluable assistance in handling</w:t>
+      </w:r>
+      <w:r>
+        <w:t xml:space="preserve"> API data</w:t>
+      </w:r>
+      <w:r>
+        <w:t xml:space="preserve"> in the backend</w:t>
+      </w:r>
+      <w:r>
+        <w:t xml:space="preserve">, while </w:t>
+      </w:r>
+      <w:r>
+        <w:t xml:space="preserve">Ryan collaborated closely with Mikaela to build the site’s CSS. Most code </w:t>
+      </w:r>
+      <w:r>
+        <w:t>for</w:t>
+      </w:r>
+      <w:r>
+        <w:t xml:space="preserve"> the website was built by more than one person. </w:t>
       </w:r>
     </w:p>
     <w:p/>
+    <w:p>
+      <w:r>
+        <w:t>If you have any questions or concerns, please reach out to:</w:t>
+      </w:r>
+    </w:p>
+    <w:p>
+      <w:pPr>
+        <w:ind w:left="720"/>
+      </w:pPr>
+      <w:r>
+        <w:t>Jonathan Latkowcer</w:t>
+      </w:r>
+    </w:p>
+    <w:p>
+      <w:pPr>
+        <w:ind w:left="720"/>
+      </w:pPr>
+      <w:r>
+        <w:t>Team Leader, booked development team</w:t>
+      </w:r>
+    </w:p>
+    <w:p>
+      <w:pPr>
+        <w:ind w:left="720"/>
+      </w:pPr>
+      <w:r>
+        <w:t>latk0004@algonquinlive.c</w:t>
+      </w:r>
+      <w:r>
+        <w:t>om</w:t>
+      </w:r>
+    </w:p>
     <w:sectPr>
+      <w:headerReference w:type="default" r:id="rId7"/>
       <w:pgSz w:w="12240" w:h="15840"/>
       <w:pgMar w:top="1440" w:right="1440" w:bottom="1440" w:left="1440" w:header="708" w:footer="708" w:gutter="0"/>
       <w:cols w:space="708"/>
@@ -346,6 +886,659 @@
     </w:sectPr>
   </w:body>
 </w:document>
+</file>
+
+<file path=word/endnotes.xml><?xml version="1.0" encoding="utf-8"?>
+<w:endnotes xmlns:wpc="http://schemas.microsoft.com/office/word/2010/wordprocessingCanvas" xmlns:cx="http://schemas.microsoft.com/office/drawing/2014/chartex" xmlns:cx1="http://schemas.microsoft.com/office/drawing/2015/9/8/chartex" xmlns:cx2="http://schemas.microsoft.com/office/drawing/2015/10/21/chartex" xmlns:cx3="http://schemas.microsoft.com/office/drawing/2016/5/9/chartex" xmlns:cx4="http://schemas.microsoft.com/office/drawing/2016/5/10/chartex" xmlns:cx5="http://schemas.microsoft.com/office/drawing/2016/5/11/chartex" xmlns:cx6="http://schemas.microsoft.com/office/drawing/2016/5/12/chartex" xmlns:cx7="http://schemas.microsoft.com/office/drawing/2016/5/13/chartex" xmlns:cx8="http://schemas.microsoft.com/office/drawing/2016/5/14/chartex" xmlns:mc="http://schemas.openxmlformats.org/markup-compatibility/2006" xmlns:aink="http://schemas.microsoft.com/office/drawing/2016/ink" xmlns:am3d="http://schemas.microsoft.com/office/drawing/2017/model3d" xmlns:o="urn:schemas-microsoft-com:office:office" xmlns:oel="http://schemas.microsoft.com/office/2019/extlst" xmlns:r="http://schemas.openxmlformats.org/officeDocument/2006/relationships" xmlns:m="http://schemas.openxmlformats.org/officeDocument/2006/math" xmlns:v="urn:schemas-microsoft-com:vml" xmlns:wp14="http://schemas.microsoft.com/office/word/2010/wordprocessingDrawing" xmlns:wp="http://schemas.openxmlformats.org/drawingml/2006/wordprocessingDrawing" xmlns:w10="urn:schemas-microsoft-com:office:word" xmlns:w="http://schemas.openxmlformats.org/wordprocessingml/2006/main" xmlns:w14="http://schemas.microsoft.com/office/word/2010/wordml" xmlns:w15="http://schemas.microsoft.com/office/word/2012/wordml" xmlns:w16cex="http://schemas.microsoft.com/office/word/2018/wordml/cex" xmlns:w16cid="http://schemas.microsoft.com/office/word/2016/wordml/cid" xmlns:w16="http://schemas.microsoft.com/office/word/2018/wordml" xmlns:w16du="http://schemas.microsoft.com/office/word/2023/wordml/word16du" xmlns:w16sdtdh="http://schemas.microsoft.com/office/word/2020/wordml/sdtdatahash" xmlns:w16sdtfl="http://schemas.microsoft.com/office/word/2024/wordml/sdtformatlock" xmlns:w16se="http://schemas.microsoft.com/office/word/2015/wordml/symex" xmlns:wpg="http://schemas.microsoft.com/office/word/2010/wordprocessingGroup" xmlns:wpi="http://schemas.microsoft.com/office/word/2010/wordprocessingInk" xmlns:wne="http://schemas.microsoft.com/office/word/2006/wordml" xmlns:wps="http://schemas.microsoft.com/office/word/2010/wordprocessingShape" mc:Ignorable="w14 w15 w16se w16cid w16 w16cex w16sdtdh w16sdtfl w16du wp14">
+  <w:endnote w:type="separator" w:id="-1">
+    <w:p>
+      <w:pPr>
+        <w:spacing w:after="0" w:line="240" w:lineRule="auto"/>
+      </w:pPr>
+      <w:r>
+        <w:separator/>
+      </w:r>
+    </w:p>
+  </w:endnote>
+  <w:endnote w:type="continuationSeparator" w:id="0">
+    <w:p>
+      <w:pPr>
+        <w:spacing w:after="0" w:line="240" w:lineRule="auto"/>
+      </w:pPr>
+      <w:r>
+        <w:continuationSeparator/>
+      </w:r>
+    </w:p>
+  </w:endnote>
+</w:endnotes>
+</file>
+
+<file path=word/footnotes.xml><?xml version="1.0" encoding="utf-8"?>
+<w:footnotes xmlns:wpc="http://schemas.microsoft.com/office/word/2010/wordprocessingCanvas" xmlns:cx="http://schemas.microsoft.com/office/drawing/2014/chartex" xmlns:cx1="http://schemas.microsoft.com/office/drawing/2015/9/8/chartex" xmlns:cx2="http://schemas.microsoft.com/office/drawing/2015/10/21/chartex" xmlns:cx3="http://schemas.microsoft.com/office/drawing/2016/5/9/chartex" xmlns:cx4="http://schemas.microsoft.com/office/drawing/2016/5/10/chartex" xmlns:cx5="http://schemas.microsoft.com/office/drawing/2016/5/11/chartex" xmlns:cx6="http://schemas.microsoft.com/office/drawing/2016/5/12/chartex" xmlns:cx7="http://schemas.microsoft.com/office/drawing/2016/5/13/chartex" xmlns:cx8="http://schemas.microsoft.com/office/drawing/2016/5/14/chartex" xmlns:mc="http://schemas.openxmlformats.org/markup-compatibility/2006" xmlns:aink="http://schemas.microsoft.com/office/drawing/2016/ink" xmlns:am3d="http://schemas.microsoft.com/office/drawing/2017/model3d" xmlns:o="urn:schemas-microsoft-com:office:office" xmlns:oel="http://schemas.microsoft.com/office/2019/extlst" xmlns:r="http://schemas.openxmlformats.org/officeDocument/2006/relationships" xmlns:m="http://schemas.openxmlformats.org/officeDocument/2006/math" xmlns:v="urn:schemas-microsoft-com:vml" xmlns:wp14="http://schemas.microsoft.com/office/word/2010/wordprocessingDrawing" xmlns:wp="http://schemas.openxmlformats.org/drawingml/2006/wordprocessingDrawing" xmlns:w10="urn:schemas-microsoft-com:office:word" xmlns:w="http://schemas.openxmlformats.org/wordprocessingml/2006/main" xmlns:w14="http://schemas.microsoft.com/office/word/2010/wordml" xmlns:w15="http://schemas.microsoft.com/office/word/2012/wordml" xmlns:w16cex="http://schemas.microsoft.com/office/word/2018/wordml/cex" xmlns:w16cid="http://schemas.microsoft.com/office/word/2016/wordml/cid" xmlns:w16="http://schemas.microsoft.com/office/word/2018/wordml" xmlns:w16du="http://schemas.microsoft.com/office/word/2023/wordml/word16du" xmlns:w16sdtdh="http://schemas.microsoft.com/office/word/2020/wordml/sdtdatahash" xmlns:w16sdtfl="http://schemas.microsoft.com/office/word/2024/wordml/sdtformatlock" xmlns:w16se="http://schemas.microsoft.com/office/word/2015/wordml/symex" xmlns:wpg="http://schemas.microsoft.com/office/word/2010/wordprocessingGroup" xmlns:wpi="http://schemas.microsoft.com/office/word/2010/wordprocessingInk" xmlns:wne="http://schemas.microsoft.com/office/word/2006/wordml" xmlns:wps="http://schemas.microsoft.com/office/word/2010/wordprocessingShape" mc:Ignorable="w14 w15 w16se w16cid w16 w16cex w16sdtdh w16sdtfl w16du wp14">
+  <w:footnote w:type="separator" w:id="-1">
+    <w:p>
+      <w:pPr>
+        <w:spacing w:after="0" w:line="240" w:lineRule="auto"/>
+      </w:pPr>
+      <w:r>
+        <w:separator/>
+      </w:r>
+    </w:p>
+  </w:footnote>
+  <w:footnote w:type="continuationSeparator" w:id="0">
+    <w:p>
+      <w:pPr>
+        <w:spacing w:after="0" w:line="240" w:lineRule="auto"/>
+      </w:pPr>
+      <w:r>
+        <w:continuationSeparator/>
+      </w:r>
+    </w:p>
+  </w:footnote>
+</w:footnotes>
+</file>
+
+<file path=word/header1.xml><?xml version="1.0" encoding="utf-8"?>
+<w:hdr xmlns:wpc="http://schemas.microsoft.com/office/word/2010/wordprocessingCanvas" xmlns:cx="http://schemas.microsoft.com/office/drawing/2014/chartex" xmlns:cx1="http://schemas.microsoft.com/office/drawing/2015/9/8/chartex" xmlns:cx2="http://schemas.microsoft.com/office/drawing/2015/10/21/chartex" xmlns:cx3="http://schemas.microsoft.com/office/drawing/2016/5/9/chartex" xmlns:cx4="http://schemas.microsoft.com/office/drawing/2016/5/10/chartex" xmlns:cx5="http://schemas.microsoft.com/office/drawing/2016/5/11/chartex" xmlns:cx6="http://schemas.microsoft.com/office/drawing/2016/5/12/chartex" xmlns:cx7="http://schemas.microsoft.com/office/drawing/2016/5/13/chartex" xmlns:cx8="http://schemas.microsoft.com/office/drawing/2016/5/14/chartex" xmlns:mc="http://schemas.openxmlformats.org/markup-compatibility/2006" xmlns:aink="http://schemas.microsoft.com/office/drawing/2016/ink" xmlns:am3d="http://schemas.microsoft.com/office/drawing/2017/model3d" xmlns:o="urn:schemas-microsoft-com:office:office" xmlns:oel="http://schemas.microsoft.com/office/2019/extlst" xmlns:r="http://schemas.openxmlformats.org/officeDocument/2006/relationships" xmlns:m="http://schemas.openxmlformats.org/officeDocument/2006/math" xmlns:v="urn:schemas-microsoft-com:vml" xmlns:wp14="http://schemas.microsoft.com/office/word/2010/wordprocessingDrawing" xmlns:wp="http://schemas.openxmlformats.org/drawingml/2006/wordprocessingDrawing" xmlns:w10="urn:schemas-microsoft-com:office:word" xmlns:w="http://schemas.openxmlformats.org/wordprocessingml/2006/main" xmlns:w14="http://schemas.microsoft.com/office/word/2010/wordml" xmlns:w15="http://schemas.microsoft.com/office/word/2012/wordml" xmlns:w16cex="http://schemas.microsoft.com/office/word/2018/wordml/cex" xmlns:w16cid="http://schemas.microsoft.com/office/word/2016/wordml/cid" xmlns:w16="http://schemas.microsoft.com/office/word/2018/wordml" xmlns:w16du="http://schemas.microsoft.com/office/word/2023/wordml/word16du" xmlns:w16sdtdh="http://schemas.microsoft.com/office/word/2020/wordml/sdtdatahash" xmlns:w16sdtfl="http://schemas.microsoft.com/office/word/2024/wordml/sdtformatlock" xmlns:w16se="http://schemas.microsoft.com/office/word/2015/wordml/symex" xmlns:wpg="http://schemas.microsoft.com/office/word/2010/wordprocessingGroup" xmlns:wpi="http://schemas.microsoft.com/office/word/2010/wordprocessingInk" xmlns:wne="http://schemas.microsoft.com/office/word/2006/wordml" xmlns:wps="http://schemas.microsoft.com/office/word/2010/wordprocessingShape" mc:Ignorable="w14 w15 w16se w16cid w16 w16cex w16sdtdh w16sdtfl w16du wp14">
+  <w:p>
+    <w:pPr>
+      <w:pStyle w:val="Header"/>
+      <w:jc w:val="right"/>
+    </w:pPr>
+    <w:r>
+      <w:t>Jonathan Latkowcer</w:t>
+    </w:r>
+  </w:p>
+  <w:p>
+    <w:pPr>
+      <w:pStyle w:val="Header"/>
+      <w:jc w:val="right"/>
+    </w:pPr>
+    <w:r>
+      <w:t>booked development team</w:t>
+    </w:r>
+  </w:p>
+</w:hdr>
+</file>
+
+<file path=word/numbering.xml><?xml version="1.0" encoding="utf-8"?>
+<w:numbering xmlns:wpc="http://schemas.microsoft.com/office/word/2010/wordprocessingCanvas" xmlns:cx="http://schemas.microsoft.com/office/drawing/2014/chartex" xmlns:cx1="http://schemas.microsoft.com/office/drawing/2015/9/8/chartex" xmlns:cx2="http://schemas.microsoft.com/office/drawing/2015/10/21/chartex" xmlns:cx3="http://schemas.microsoft.com/office/drawing/2016/5/9/chartex" xmlns:cx4="http://schemas.microsoft.com/office/drawing/2016/5/10/chartex" xmlns:cx5="http://schemas.microsoft.com/office/drawing/2016/5/11/chartex" xmlns:cx6="http://schemas.microsoft.com/office/drawing/2016/5/12/chartex" xmlns:cx7="http://schemas.microsoft.com/office/drawing/2016/5/13/chartex" xmlns:cx8="http://schemas.microsoft.com/office/drawing/2016/5/14/chartex" xmlns:mc="http://schemas.openxmlformats.org/markup-compatibility/2006" xmlns:aink="http://schemas.microsoft.com/office/drawing/2016/ink" xmlns:am3d="http://schemas.microsoft.com/office/drawing/2017/model3d" xmlns:o="urn:schemas-microsoft-com:office:office" xmlns:oel="http://schemas.microsoft.com/office/2019/extlst" xmlns:r="http://schemas.openxmlformats.org/officeDocument/2006/relationships" xmlns:m="http://schemas.openxmlformats.org/officeDocument/2006/math" xmlns:v="urn:schemas-microsoft-com:vml" xmlns:wp14="http://schemas.microsoft.com/office/word/2010/wordprocessingDrawing" xmlns:wp="http://schemas.openxmlformats.org/drawingml/2006/wordprocessingDrawing" xmlns:w10="urn:schemas-microsoft-com:office:word" xmlns:w="http://schemas.openxmlformats.org/wordprocessingml/2006/main" xmlns:w14="http://schemas.microsoft.com/office/word/2010/wordml" xmlns:w15="http://schemas.microsoft.com/office/word/2012/wordml" xmlns:w16cex="http://schemas.microsoft.com/office/word/2018/wordml/cex" xmlns:w16cid="http://schemas.microsoft.com/office/word/2016/wordml/cid" xmlns:w16="http://schemas.microsoft.com/office/word/2018/wordml" xmlns:w16du="http://schemas.microsoft.com/office/word/2023/wordml/word16du" xmlns:w16sdtdh="http://schemas.microsoft.com/office/word/2020/wordml/sdtdatahash" xmlns:w16sdtfl="http://schemas.microsoft.com/office/word/2024/wordml/sdtformatlock" xmlns:w16se="http://schemas.microsoft.com/office/word/2015/wordml/symex" xmlns:wpg="http://schemas.microsoft.com/office/word/2010/wordprocessingGroup" xmlns:wpi="http://schemas.microsoft.com/office/word/2010/wordprocessingInk" xmlns:wne="http://schemas.microsoft.com/office/word/2006/wordml" xmlns:wps="http://schemas.microsoft.com/office/word/2010/wordprocessingShape" mc:Ignorable="w14 w15 w16se w16cid w16 w16cex w16sdtdh w16sdtfl w16du wp14">
+  <w:abstractNum w:abstractNumId="0" w15:restartNumberingAfterBreak="0">
+    <w:nsid w:val="182C1308"/>
+    <w:multiLevelType w:val="hybridMultilevel"/>
+    <w:tmpl w:val="A8264F8C"/>
+    <w:lvl w:ilvl="0" w:tplc="128E3898">
+      <w:numFmt w:val="bullet"/>
+      <w:lvlText w:val="-"/>
+      <w:lvlJc w:val="left"/>
+      <w:pPr>
+        <w:ind w:left="720" w:hanging="360"/>
+      </w:pPr>
+      <w:rPr>
+        <w:rFonts w:ascii="Aptos" w:eastAsiaTheme="minorHAnsi" w:hAnsi="Aptos" w:cstheme="minorBidi" w:hint="default"/>
+      </w:rPr>
+    </w:lvl>
+    <w:lvl w:ilvl="1" w:tplc="10090003">
+      <w:start w:val="1"/>
+      <w:numFmt w:val="bullet"/>
+      <w:lvlText w:val="o"/>
+      <w:lvlJc w:val="left"/>
+      <w:pPr>
+        <w:ind w:left="1440" w:hanging="360"/>
+      </w:pPr>
+      <w:rPr>
+        <w:rFonts w:ascii="Courier New" w:hAnsi="Courier New" w:cs="Courier New" w:hint="default"/>
+      </w:rPr>
+    </w:lvl>
+    <w:lvl w:ilvl="2" w:tplc="10090005" w:tentative="1">
+      <w:start w:val="1"/>
+      <w:numFmt w:val="bullet"/>
+      <w:lvlText w:val=""/>
+      <w:lvlJc w:val="left"/>
+      <w:pPr>
+        <w:ind w:left="2160" w:hanging="360"/>
+      </w:pPr>
+      <w:rPr>
+        <w:rFonts w:ascii="Wingdings" w:hAnsi="Wingdings" w:hint="default"/>
+      </w:rPr>
+    </w:lvl>
+    <w:lvl w:ilvl="3" w:tplc="10090001" w:tentative="1">
+      <w:start w:val="1"/>
+      <w:numFmt w:val="bullet"/>
+      <w:lvlText w:val=""/>
+      <w:lvlJc w:val="left"/>
+      <w:pPr>
+        <w:ind w:left="2880" w:hanging="360"/>
+      </w:pPr>
+      <w:rPr>
+        <w:rFonts w:ascii="Symbol" w:hAnsi="Symbol" w:hint="default"/>
+      </w:rPr>
+    </w:lvl>
+    <w:lvl w:ilvl="4" w:tplc="10090003" w:tentative="1">
+      <w:start w:val="1"/>
+      <w:numFmt w:val="bullet"/>
+      <w:lvlText w:val="o"/>
+      <w:lvlJc w:val="left"/>
+      <w:pPr>
+        <w:ind w:left="3600" w:hanging="360"/>
+      </w:pPr>
+      <w:rPr>
+        <w:rFonts w:ascii="Courier New" w:hAnsi="Courier New" w:cs="Courier New" w:hint="default"/>
+      </w:rPr>
+    </w:lvl>
+    <w:lvl w:ilvl="5" w:tplc="10090005" w:tentative="1">
+      <w:start w:val="1"/>
+      <w:numFmt w:val="bullet"/>
+      <w:lvlText w:val=""/>
+      <w:lvlJc w:val="left"/>
+      <w:pPr>
+        <w:ind w:left="4320" w:hanging="360"/>
+      </w:pPr>
+      <w:rPr>
+        <w:rFonts w:ascii="Wingdings" w:hAnsi="Wingdings" w:hint="default"/>
+      </w:rPr>
+    </w:lvl>
+    <w:lvl w:ilvl="6" w:tplc="10090001" w:tentative="1">
+      <w:start w:val="1"/>
+      <w:numFmt w:val="bullet"/>
+      <w:lvlText w:val=""/>
+      <w:lvlJc w:val="left"/>
+      <w:pPr>
+        <w:ind w:left="5040" w:hanging="360"/>
+      </w:pPr>
+      <w:rPr>
+        <w:rFonts w:ascii="Symbol" w:hAnsi="Symbol" w:hint="default"/>
+      </w:rPr>
+    </w:lvl>
+    <w:lvl w:ilvl="7" w:tplc="10090003" w:tentative="1">
+      <w:start w:val="1"/>
+      <w:numFmt w:val="bullet"/>
+      <w:lvlText w:val="o"/>
+      <w:lvlJc w:val="left"/>
+      <w:pPr>
+        <w:ind w:left="5760" w:hanging="360"/>
+      </w:pPr>
+      <w:rPr>
+        <w:rFonts w:ascii="Courier New" w:hAnsi="Courier New" w:cs="Courier New" w:hint="default"/>
+      </w:rPr>
+    </w:lvl>
+    <w:lvl w:ilvl="8" w:tplc="10090005" w:tentative="1">
+      <w:start w:val="1"/>
+      <w:numFmt w:val="bullet"/>
+      <w:lvlText w:val=""/>
+      <w:lvlJc w:val="left"/>
+      <w:pPr>
+        <w:ind w:left="6480" w:hanging="360"/>
+      </w:pPr>
+      <w:rPr>
+        <w:rFonts w:ascii="Wingdings" w:hAnsi="Wingdings" w:hint="default"/>
+      </w:rPr>
+    </w:lvl>
+  </w:abstractNum>
+  <w:abstractNum w:abstractNumId="1" w15:restartNumberingAfterBreak="0">
+    <w:nsid w:val="428B22BF"/>
+    <w:multiLevelType w:val="hybridMultilevel"/>
+    <w:tmpl w:val="3104D2D4"/>
+    <w:lvl w:ilvl="0" w:tplc="128E3898">
+      <w:numFmt w:val="bullet"/>
+      <w:lvlText w:val="-"/>
+      <w:lvlJc w:val="left"/>
+      <w:pPr>
+        <w:ind w:left="720" w:hanging="360"/>
+      </w:pPr>
+      <w:rPr>
+        <w:rFonts w:ascii="Aptos" w:eastAsiaTheme="minorHAnsi" w:hAnsi="Aptos" w:cstheme="minorBidi" w:hint="default"/>
+      </w:rPr>
+    </w:lvl>
+    <w:lvl w:ilvl="1" w:tplc="B6402AE6">
+      <w:start w:val="5"/>
+      <w:numFmt w:val="bullet"/>
+      <w:lvlText w:val=""/>
+      <w:lvlJc w:val="left"/>
+      <w:pPr>
+        <w:ind w:left="1440" w:hanging="360"/>
+      </w:pPr>
+      <w:rPr>
+        <w:rFonts w:ascii="Symbol" w:eastAsiaTheme="minorHAnsi" w:hAnsi="Symbol" w:cstheme="minorBidi" w:hint="default"/>
+      </w:rPr>
+    </w:lvl>
+    <w:lvl w:ilvl="2" w:tplc="10090005" w:tentative="1">
+      <w:start w:val="1"/>
+      <w:numFmt w:val="bullet"/>
+      <w:lvlText w:val=""/>
+      <w:lvlJc w:val="left"/>
+      <w:pPr>
+        <w:ind w:left="2160" w:hanging="360"/>
+      </w:pPr>
+      <w:rPr>
+        <w:rFonts w:ascii="Wingdings" w:hAnsi="Wingdings" w:hint="default"/>
+      </w:rPr>
+    </w:lvl>
+    <w:lvl w:ilvl="3" w:tplc="10090001" w:tentative="1">
+      <w:start w:val="1"/>
+      <w:numFmt w:val="bullet"/>
+      <w:lvlText w:val=""/>
+      <w:lvlJc w:val="left"/>
+      <w:pPr>
+        <w:ind w:left="2880" w:hanging="360"/>
+      </w:pPr>
+      <w:rPr>
+        <w:rFonts w:ascii="Symbol" w:hAnsi="Symbol" w:hint="default"/>
+      </w:rPr>
+    </w:lvl>
+    <w:lvl w:ilvl="4" w:tplc="10090003" w:tentative="1">
+      <w:start w:val="1"/>
+      <w:numFmt w:val="bullet"/>
+      <w:lvlText w:val="o"/>
+      <w:lvlJc w:val="left"/>
+      <w:pPr>
+        <w:ind w:left="3600" w:hanging="360"/>
+      </w:pPr>
+      <w:rPr>
+        <w:rFonts w:ascii="Courier New" w:hAnsi="Courier New" w:cs="Courier New" w:hint="default"/>
+      </w:rPr>
+    </w:lvl>
+    <w:lvl w:ilvl="5" w:tplc="10090005" w:tentative="1">
+      <w:start w:val="1"/>
+      <w:numFmt w:val="bullet"/>
+      <w:lvlText w:val=""/>
+      <w:lvlJc w:val="left"/>
+      <w:pPr>
+        <w:ind w:left="4320" w:hanging="360"/>
+      </w:pPr>
+      <w:rPr>
+        <w:rFonts w:ascii="Wingdings" w:hAnsi="Wingdings" w:hint="default"/>
+      </w:rPr>
+    </w:lvl>
+    <w:lvl w:ilvl="6" w:tplc="10090001" w:tentative="1">
+      <w:start w:val="1"/>
+      <w:numFmt w:val="bullet"/>
+      <w:lvlText w:val=""/>
+      <w:lvlJc w:val="left"/>
+      <w:pPr>
+        <w:ind w:left="5040" w:hanging="360"/>
+      </w:pPr>
+      <w:rPr>
+        <w:rFonts w:ascii="Symbol" w:hAnsi="Symbol" w:hint="default"/>
+      </w:rPr>
+    </w:lvl>
+    <w:lvl w:ilvl="7" w:tplc="10090003" w:tentative="1">
+      <w:start w:val="1"/>
+      <w:numFmt w:val="bullet"/>
+      <w:lvlText w:val="o"/>
+      <w:lvlJc w:val="left"/>
+      <w:pPr>
+        <w:ind w:left="5760" w:hanging="360"/>
+      </w:pPr>
+      <w:rPr>
+        <w:rFonts w:ascii="Courier New" w:hAnsi="Courier New" w:cs="Courier New" w:hint="default"/>
+      </w:rPr>
+    </w:lvl>
+    <w:lvl w:ilvl="8" w:tplc="10090005" w:tentative="1">
+      <w:start w:val="1"/>
+      <w:numFmt w:val="bullet"/>
+      <w:lvlText w:val=""/>
+      <w:lvlJc w:val="left"/>
+      <w:pPr>
+        <w:ind w:left="6480" w:hanging="360"/>
+      </w:pPr>
+      <w:rPr>
+        <w:rFonts w:ascii="Wingdings" w:hAnsi="Wingdings" w:hint="default"/>
+      </w:rPr>
+    </w:lvl>
+  </w:abstractNum>
+  <w:abstractNum w:abstractNumId="2" w15:restartNumberingAfterBreak="0">
+    <w:nsid w:val="467826E9"/>
+    <w:multiLevelType w:val="hybridMultilevel"/>
+    <w:tmpl w:val="E4789062"/>
+    <w:lvl w:ilvl="0" w:tplc="128E3898">
+      <w:numFmt w:val="bullet"/>
+      <w:lvlText w:val="-"/>
+      <w:lvlJc w:val="left"/>
+      <w:pPr>
+        <w:ind w:left="720" w:hanging="360"/>
+      </w:pPr>
+      <w:rPr>
+        <w:rFonts w:ascii="Aptos" w:eastAsiaTheme="minorHAnsi" w:hAnsi="Aptos" w:cstheme="minorBidi" w:hint="default"/>
+      </w:rPr>
+    </w:lvl>
+    <w:lvl w:ilvl="1" w:tplc="10090003" w:tentative="1">
+      <w:start w:val="1"/>
+      <w:numFmt w:val="bullet"/>
+      <w:lvlText w:val="o"/>
+      <w:lvlJc w:val="left"/>
+      <w:pPr>
+        <w:ind w:left="1440" w:hanging="360"/>
+      </w:pPr>
+      <w:rPr>
+        <w:rFonts w:ascii="Courier New" w:hAnsi="Courier New" w:cs="Courier New" w:hint="default"/>
+      </w:rPr>
+    </w:lvl>
+    <w:lvl w:ilvl="2" w:tplc="10090005" w:tentative="1">
+      <w:start w:val="1"/>
+      <w:numFmt w:val="bullet"/>
+      <w:lvlText w:val=""/>
+      <w:lvlJc w:val="left"/>
+      <w:pPr>
+        <w:ind w:left="2160" w:hanging="360"/>
+      </w:pPr>
+      <w:rPr>
+        <w:rFonts w:ascii="Wingdings" w:hAnsi="Wingdings" w:hint="default"/>
+      </w:rPr>
+    </w:lvl>
+    <w:lvl w:ilvl="3" w:tplc="10090001" w:tentative="1">
+      <w:start w:val="1"/>
+      <w:numFmt w:val="bullet"/>
+      <w:lvlText w:val=""/>
+      <w:lvlJc w:val="left"/>
+      <w:pPr>
+        <w:ind w:left="2880" w:hanging="360"/>
+      </w:pPr>
+      <w:rPr>
+        <w:rFonts w:ascii="Symbol" w:hAnsi="Symbol" w:hint="default"/>
+      </w:rPr>
+    </w:lvl>
+    <w:lvl w:ilvl="4" w:tplc="10090003" w:tentative="1">
+      <w:start w:val="1"/>
+      <w:numFmt w:val="bullet"/>
+      <w:lvlText w:val="o"/>
+      <w:lvlJc w:val="left"/>
+      <w:pPr>
+        <w:ind w:left="3600" w:hanging="360"/>
+      </w:pPr>
+      <w:rPr>
+        <w:rFonts w:ascii="Courier New" w:hAnsi="Courier New" w:cs="Courier New" w:hint="default"/>
+      </w:rPr>
+    </w:lvl>
+    <w:lvl w:ilvl="5" w:tplc="10090005" w:tentative="1">
+      <w:start w:val="1"/>
+      <w:numFmt w:val="bullet"/>
+      <w:lvlText w:val=""/>
+      <w:lvlJc w:val="left"/>
+      <w:pPr>
+        <w:ind w:left="4320" w:hanging="360"/>
+      </w:pPr>
+      <w:rPr>
+        <w:rFonts w:ascii="Wingdings" w:hAnsi="Wingdings" w:hint="default"/>
+      </w:rPr>
+    </w:lvl>
+    <w:lvl w:ilvl="6" w:tplc="10090001" w:tentative="1">
+      <w:start w:val="1"/>
+      <w:numFmt w:val="bullet"/>
+      <w:lvlText w:val=""/>
+      <w:lvlJc w:val="left"/>
+      <w:pPr>
+        <w:ind w:left="5040" w:hanging="360"/>
+      </w:pPr>
+      <w:rPr>
+        <w:rFonts w:ascii="Symbol" w:hAnsi="Symbol" w:hint="default"/>
+      </w:rPr>
+    </w:lvl>
+    <w:lvl w:ilvl="7" w:tplc="10090003" w:tentative="1">
+      <w:start w:val="1"/>
+      <w:numFmt w:val="bullet"/>
+      <w:lvlText w:val="o"/>
+      <w:lvlJc w:val="left"/>
+      <w:pPr>
+        <w:ind w:left="5760" w:hanging="360"/>
+      </w:pPr>
+      <w:rPr>
+        <w:rFonts w:ascii="Courier New" w:hAnsi="Courier New" w:cs="Courier New" w:hint="default"/>
+      </w:rPr>
+    </w:lvl>
+    <w:lvl w:ilvl="8" w:tplc="10090005" w:tentative="1">
+      <w:start w:val="1"/>
+      <w:numFmt w:val="bullet"/>
+      <w:lvlText w:val=""/>
+      <w:lvlJc w:val="left"/>
+      <w:pPr>
+        <w:ind w:left="6480" w:hanging="360"/>
+      </w:pPr>
+      <w:rPr>
+        <w:rFonts w:ascii="Wingdings" w:hAnsi="Wingdings" w:hint="default"/>
+      </w:rPr>
+    </w:lvl>
+  </w:abstractNum>
+  <w:abstractNum w:abstractNumId="3" w15:restartNumberingAfterBreak="0">
+    <w:nsid w:val="6CF65D30"/>
+    <w:multiLevelType w:val="hybridMultilevel"/>
+    <w:tmpl w:val="7902C108"/>
+    <w:lvl w:ilvl="0" w:tplc="128E3898">
+      <w:numFmt w:val="bullet"/>
+      <w:lvlText w:val="-"/>
+      <w:lvlJc w:val="left"/>
+      <w:pPr>
+        <w:ind w:left="720" w:hanging="360"/>
+      </w:pPr>
+      <w:rPr>
+        <w:rFonts w:ascii="Aptos" w:eastAsiaTheme="minorHAnsi" w:hAnsi="Aptos" w:cstheme="minorBidi" w:hint="default"/>
+      </w:rPr>
+    </w:lvl>
+    <w:lvl w:ilvl="1" w:tplc="10090003" w:tentative="1">
+      <w:start w:val="1"/>
+      <w:numFmt w:val="bullet"/>
+      <w:lvlText w:val="o"/>
+      <w:lvlJc w:val="left"/>
+      <w:pPr>
+        <w:ind w:left="1440" w:hanging="360"/>
+      </w:pPr>
+      <w:rPr>
+        <w:rFonts w:ascii="Courier New" w:hAnsi="Courier New" w:cs="Courier New" w:hint="default"/>
+      </w:rPr>
+    </w:lvl>
+    <w:lvl w:ilvl="2" w:tplc="10090005" w:tentative="1">
+      <w:start w:val="1"/>
+      <w:numFmt w:val="bullet"/>
+      <w:lvlText w:val=""/>
+      <w:lvlJc w:val="left"/>
+      <w:pPr>
+        <w:ind w:left="2160" w:hanging="360"/>
+      </w:pPr>
+      <w:rPr>
+        <w:rFonts w:ascii="Wingdings" w:hAnsi="Wingdings" w:hint="default"/>
+      </w:rPr>
+    </w:lvl>
+    <w:lvl w:ilvl="3" w:tplc="10090001" w:tentative="1">
+      <w:start w:val="1"/>
+      <w:numFmt w:val="bullet"/>
+      <w:lvlText w:val=""/>
+      <w:lvlJc w:val="left"/>
+      <w:pPr>
+        <w:ind w:left="2880" w:hanging="360"/>
+      </w:pPr>
+      <w:rPr>
+        <w:rFonts w:ascii="Symbol" w:hAnsi="Symbol" w:hint="default"/>
+      </w:rPr>
+    </w:lvl>
+    <w:lvl w:ilvl="4" w:tplc="10090003" w:tentative="1">
+      <w:start w:val="1"/>
+      <w:numFmt w:val="bullet"/>
+      <w:lvlText w:val="o"/>
+      <w:lvlJc w:val="left"/>
+      <w:pPr>
+        <w:ind w:left="3600" w:hanging="360"/>
+      </w:pPr>
+      <w:rPr>
+        <w:rFonts w:ascii="Courier New" w:hAnsi="Courier New" w:cs="Courier New" w:hint="default"/>
+      </w:rPr>
+    </w:lvl>
+    <w:lvl w:ilvl="5" w:tplc="10090005" w:tentative="1">
+      <w:start w:val="1"/>
+      <w:numFmt w:val="bullet"/>
+      <w:lvlText w:val=""/>
+      <w:lvlJc w:val="left"/>
+      <w:pPr>
+        <w:ind w:left="4320" w:hanging="360"/>
+      </w:pPr>
+      <w:rPr>
+        <w:rFonts w:ascii="Wingdings" w:hAnsi="Wingdings" w:hint="default"/>
+      </w:rPr>
+    </w:lvl>
+    <w:lvl w:ilvl="6" w:tplc="10090001" w:tentative="1">
+      <w:start w:val="1"/>
+      <w:numFmt w:val="bullet"/>
+      <w:lvlText w:val=""/>
+      <w:lvlJc w:val="left"/>
+      <w:pPr>
+        <w:ind w:left="5040" w:hanging="360"/>
+      </w:pPr>
+      <w:rPr>
+        <w:rFonts w:ascii="Symbol" w:hAnsi="Symbol" w:hint="default"/>
+      </w:rPr>
+    </w:lvl>
+    <w:lvl w:ilvl="7" w:tplc="10090003" w:tentative="1">
+      <w:start w:val="1"/>
+      <w:numFmt w:val="bullet"/>
+      <w:lvlText w:val="o"/>
+      <w:lvlJc w:val="left"/>
+      <w:pPr>
+        <w:ind w:left="5760" w:hanging="360"/>
+      </w:pPr>
+      <w:rPr>
+        <w:rFonts w:ascii="Courier New" w:hAnsi="Courier New" w:cs="Courier New" w:hint="default"/>
+      </w:rPr>
+    </w:lvl>
+    <w:lvl w:ilvl="8" w:tplc="10090005" w:tentative="1">
+      <w:start w:val="1"/>
+      <w:numFmt w:val="bullet"/>
+      <w:lvlText w:val=""/>
+      <w:lvlJc w:val="left"/>
+      <w:pPr>
+        <w:ind w:left="6480" w:hanging="360"/>
+      </w:pPr>
+      <w:rPr>
+        <w:rFonts w:ascii="Wingdings" w:hAnsi="Wingdings" w:hint="default"/>
+      </w:rPr>
+    </w:lvl>
+  </w:abstractNum>
+  <w:abstractNum w:abstractNumId="4" w15:restartNumberingAfterBreak="0">
+    <w:nsid w:val="7B1D5AD0"/>
+    <w:multiLevelType w:val="hybridMultilevel"/>
+    <w:tmpl w:val="3C2A964C"/>
+    <w:lvl w:ilvl="0" w:tplc="128E3898">
+      <w:numFmt w:val="bullet"/>
+      <w:lvlText w:val="-"/>
+      <w:lvlJc w:val="left"/>
+      <w:pPr>
+        <w:ind w:left="720" w:hanging="360"/>
+      </w:pPr>
+      <w:rPr>
+        <w:rFonts w:ascii="Aptos" w:eastAsiaTheme="minorHAnsi" w:hAnsi="Aptos" w:cstheme="minorBidi" w:hint="default"/>
+      </w:rPr>
+    </w:lvl>
+    <w:lvl w:ilvl="1" w:tplc="10090003" w:tentative="1">
+      <w:start w:val="1"/>
+      <w:numFmt w:val="bullet"/>
+      <w:lvlText w:val="o"/>
+      <w:lvlJc w:val="left"/>
+      <w:pPr>
+        <w:ind w:left="1440" w:hanging="360"/>
+      </w:pPr>
+      <w:rPr>
+        <w:rFonts w:ascii="Courier New" w:hAnsi="Courier New" w:cs="Courier New" w:hint="default"/>
+      </w:rPr>
+    </w:lvl>
+    <w:lvl w:ilvl="2" w:tplc="10090005" w:tentative="1">
+      <w:start w:val="1"/>
+      <w:numFmt w:val="bullet"/>
+      <w:lvlText w:val=""/>
+      <w:lvlJc w:val="left"/>
+      <w:pPr>
+        <w:ind w:left="2160" w:hanging="360"/>
+      </w:pPr>
+      <w:rPr>
+        <w:rFonts w:ascii="Wingdings" w:hAnsi="Wingdings" w:hint="default"/>
+      </w:rPr>
+    </w:lvl>
+    <w:lvl w:ilvl="3" w:tplc="10090001" w:tentative="1">
+      <w:start w:val="1"/>
+      <w:numFmt w:val="bullet"/>
+      <w:lvlText w:val=""/>
+      <w:lvlJc w:val="left"/>
+      <w:pPr>
+        <w:ind w:left="2880" w:hanging="360"/>
+      </w:pPr>
+      <w:rPr>
+        <w:rFonts w:ascii="Symbol" w:hAnsi="Symbol" w:hint="default"/>
+      </w:rPr>
+    </w:lvl>
+    <w:lvl w:ilvl="4" w:tplc="10090003" w:tentative="1">
+      <w:start w:val="1"/>
+      <w:numFmt w:val="bullet"/>
+      <w:lvlText w:val="o"/>
+      <w:lvlJc w:val="left"/>
+      <w:pPr>
+        <w:ind w:left="3600" w:hanging="360"/>
+      </w:pPr>
+      <w:rPr>
+        <w:rFonts w:ascii="Courier New" w:hAnsi="Courier New" w:cs="Courier New" w:hint="default"/>
+      </w:rPr>
+    </w:lvl>
+    <w:lvl w:ilvl="5" w:tplc="10090005" w:tentative="1">
+      <w:start w:val="1"/>
+      <w:numFmt w:val="bullet"/>
+      <w:lvlText w:val=""/>
+      <w:lvlJc w:val="left"/>
+      <w:pPr>
+        <w:ind w:left="4320" w:hanging="360"/>
+      </w:pPr>
+      <w:rPr>
+        <w:rFonts w:ascii="Wingdings" w:hAnsi="Wingdings" w:hint="default"/>
+      </w:rPr>
+    </w:lvl>
+    <w:lvl w:ilvl="6" w:tplc="10090001" w:tentative="1">
+      <w:start w:val="1"/>
+      <w:numFmt w:val="bullet"/>
+      <w:lvlText w:val=""/>
+      <w:lvlJc w:val="left"/>
+      <w:pPr>
+        <w:ind w:left="5040" w:hanging="360"/>
+      </w:pPr>
+      <w:rPr>
+        <w:rFonts w:ascii="Symbol" w:hAnsi="Symbol" w:hint="default"/>
+      </w:rPr>
+    </w:lvl>
+    <w:lvl w:ilvl="7" w:tplc="10090003" w:tentative="1">
+      <w:start w:val="1"/>
+      <w:numFmt w:val="bullet"/>
+      <w:lvlText w:val="o"/>
+      <w:lvlJc w:val="left"/>
+      <w:pPr>
+        <w:ind w:left="5760" w:hanging="360"/>
+      </w:pPr>
+      <w:rPr>
+        <w:rFonts w:ascii="Courier New" w:hAnsi="Courier New" w:cs="Courier New" w:hint="default"/>
+      </w:rPr>
+    </w:lvl>
+    <w:lvl w:ilvl="8" w:tplc="10090005" w:tentative="1">
+      <w:start w:val="1"/>
+      <w:numFmt w:val="bullet"/>
+      <w:lvlText w:val=""/>
+      <w:lvlJc w:val="left"/>
+      <w:pPr>
+        <w:ind w:left="6480" w:hanging="360"/>
+      </w:pPr>
+      <w:rPr>
+        <w:rFonts w:ascii="Wingdings" w:hAnsi="Wingdings" w:hint="default"/>
+      </w:rPr>
+    </w:lvl>
+  </w:abstractNum>
+  <w:num w:numId="1" w16cid:durableId="1283809192">
+    <w:abstractNumId w:val="3"/>
+  </w:num>
+  <w:num w:numId="2" w16cid:durableId="256599862">
+    <w:abstractNumId w:val="1"/>
+  </w:num>
+  <w:num w:numId="3" w16cid:durableId="1204899883">
+    <w:abstractNumId w:val="2"/>
+  </w:num>
+  <w:num w:numId="4" w16cid:durableId="437069215">
+    <w:abstractNumId w:val="4"/>
+  </w:num>
+  <w:num w:numId="5" w16cid:durableId="1110397917">
+    <w:abstractNumId w:val="0"/>
+  </w:num>
+</w:numbering>
 </file>
 
 <file path=word/styles.xml><?xml version="1.0" encoding="utf-8"?>
@@ -951,6 +2144,7 @@
   <w:style w:type="character" w:default="1" w:styleId="DefaultParagraphFont">
     <w:name w:val="Default Paragraph Font"/>
     <w:uiPriority w:val="1"/>
+    <w:semiHidden/>
     <w:unhideWhenUsed/>
   </w:style>
   <w:style w:type="table" w:default="1" w:styleId="TableNormal">
@@ -1263,6 +2457,50 @@
       <w:color w:val="0F4761" w:themeColor="accent1" w:themeShade="BF"/>
       <w:spacing w:val="5"/>
     </w:rPr>
+  </w:style>
+  <w:style w:type="paragraph" w:styleId="Header">
+    <w:name w:val="header"/>
+    <w:basedOn w:val="Normal"/>
+    <w:link w:val="HeaderChar"/>
+    <w:uiPriority w:val="99"/>
+    <w:unhideWhenUsed/>
+    <w:rsid w:val="003C0EC0"/>
+    <w:pPr>
+      <w:tabs>
+        <w:tab w:val="center" w:pos="4680"/>
+        <w:tab w:val="right" w:pos="9360"/>
+      </w:tabs>
+      <w:spacing w:after="0" w:line="240" w:lineRule="auto"/>
+    </w:pPr>
+  </w:style>
+  <w:style w:type="character" w:customStyle="1" w:styleId="HeaderChar">
+    <w:name w:val="Header Char"/>
+    <w:basedOn w:val="DefaultParagraphFont"/>
+    <w:link w:val="Header"/>
+    <w:uiPriority w:val="99"/>
+    <w:rsid w:val="003C0EC0"/>
+  </w:style>
+  <w:style w:type="paragraph" w:styleId="Footer">
+    <w:name w:val="footer"/>
+    <w:basedOn w:val="Normal"/>
+    <w:link w:val="FooterChar"/>
+    <w:uiPriority w:val="99"/>
+    <w:unhideWhenUsed/>
+    <w:rsid w:val="003C0EC0"/>
+    <w:pPr>
+      <w:tabs>
+        <w:tab w:val="center" w:pos="4680"/>
+        <w:tab w:val="right" w:pos="9360"/>
+      </w:tabs>
+      <w:spacing w:after="0" w:line="240" w:lineRule="auto"/>
+    </w:pPr>
+  </w:style>
+  <w:style w:type="character" w:customStyle="1" w:styleId="FooterChar">
+    <w:name w:val="Footer Char"/>
+    <w:basedOn w:val="DefaultParagraphFont"/>
+    <w:link w:val="Footer"/>
+    <w:uiPriority w:val="99"/>
+    <w:rsid w:val="003C0EC0"/>
   </w:style>
 </w:styles>
 </file>
